--- a/План_содержания_ВКР_CherryGit.docx
+++ b/План_содержания_ВКР_CherryGit.docx
@@ -90,8 +90,6 @@
       <w:r>
         <w:t>М</w:t>
       </w:r>
-      <w:bookmarkStart w:id="0" w:name="_GoBack"/>
-      <w:bookmarkEnd w:id="0"/>
       <w:r>
         <w:t>одели DORA и SPACE</w:t>
       </w:r>
@@ -852,6 +850,38 @@
         <w:ind w:left="360"/>
       </w:pPr>
       <w:r>
+        <w:t xml:space="preserve">     </w:t>
+      </w:r>
+      <w:r>
+        <w:t>4.</w:t>
+      </w:r>
+      <w:r>
+        <w:t>2</w:t>
+      </w:r>
+      <w:r>
+        <w:t>.</w:t>
+      </w:r>
+      <w:r>
+        <w:t>5</w:t>
+      </w:r>
+      <w:bookmarkStart w:id="0" w:name="_GoBack"/>
+      <w:bookmarkEnd w:id="0"/>
+      <w:r>
+        <w:t xml:space="preserve"> Реализация модуля экспорта в CSV</w:t>
+      </w:r>
+      <w:r>
+        <w:tab/>
+      </w:r>
+    </w:p>
+    <w:p>
+      <w:pPr>
+        <w:tabs>
+          <w:tab w:val="right" w:leader="dot" w:pos="9000"/>
+        </w:tabs>
+        <w:spacing w:before="40" w:after="40"/>
+        <w:ind w:left="360"/>
+      </w:pPr>
+      <w:r>
         <w:t>4</w:t>
       </w:r>
       <w:r>
@@ -962,25 +992,13 @@
         <w:t>4</w:t>
       </w:r>
       <w:r>
-        <w:t>.4. Реализация модуля экспорта в CSV</w:t>
-      </w:r>
-      <w:r>
-        <w:tab/>
-      </w:r>
-    </w:p>
-    <w:p>
-      <w:pPr>
-        <w:tabs>
-          <w:tab w:val="right" w:leader="dot" w:pos="9000"/>
-        </w:tabs>
-        <w:spacing w:before="40" w:after="40"/>
-        <w:ind w:left="360"/>
-      </w:pPr>
+        <w:t>.</w:t>
+      </w:r>
       <w:r>
         <w:t>4</w:t>
       </w:r>
       <w:r>
-        <w:t xml:space="preserve">.5. Развёртывание системы средствами </w:t>
+        <w:t xml:space="preserve">. Развёртывание системы средствами </w:t>
       </w:r>
       <w:proofErr w:type="spellStart"/>
       <w:r>
@@ -1005,7 +1023,13 @@
         <w:t xml:space="preserve"> </w:t>
       </w:r>
       <w:r>
-        <w:t>4.6 Руководство пользователя</w:t>
+        <w:t>4.</w:t>
+      </w:r>
+      <w:r>
+        <w:t>5</w:t>
+      </w:r>
+      <w:r>
+        <w:t xml:space="preserve"> Руководство пользователя</w:t>
       </w:r>
       <w:r>
         <w:tab/>
